--- a/authority_trade_summaries/2026-03-12_trade_summary_for_authorities.docx
+++ b/authority_trade_summaries/2026-03-12_trade_summary_for_authorities.docx
@@ -57,12 +57,12 @@
     </w:p>
     <w:p>
       <w:r>
-        <w:t xml:space="preserve">- Open trades: 262</w:t>
+        <w:t xml:space="preserve">- Open trades: 261</w:t>
       </w:r>
     </w:p>
     <w:p>
       <w:r>
-        <w:t xml:space="preserve">- Closed trades: 0</w:t>
+        <w:t xml:space="preserve">- Closed trades: 1</w:t>
       </w:r>
     </w:p>
     <w:p>
@@ -82,7 +82,12 @@
     </w:p>
     <w:p>
       <w:r>
-        <w:t xml:space="preserve">- Realized P&amp;L from closed trades recorded for this day: USD 0.00</w:t>
+        <w:t xml:space="preserve">- Profit achieved for this day based on journaled trade P&amp;L: USD -18.01</w:t>
+      </w:r>
+    </w:p>
+    <w:p>
+      <w:r>
+        <w:t xml:space="preserve">- Realized P&amp;L from closed trades recorded for this day: USD -18.01</w:t>
       </w:r>
     </w:p>
     <w:p/>
@@ -119,7 +124,12 @@
     </w:p>
     <w:p>
       <w:r>
-        <w:t xml:space="preserve">- The recorded entries for this date do not show completed closures; all recorded trades remain open.</w:t>
+        <w:t xml:space="preserve">- The journal records both open and closed trades for this date.</w:t>
+      </w:r>
+    </w:p>
+    <w:p>
+      <w:r>
+        <w:t xml:space="preserve">- The journal shows a net loss of USD 18.01 recorded on this date.</w:t>
       </w:r>
     </w:p>
     <w:p/>
@@ -151,7 +161,7 @@
     </w:p>
     <w:p>
       <w:r>
-        <w:t xml:space="preserve">- Generated from logs/trading_journal.json on 2026-03-13 02:49:55.</w:t>
+        <w:t xml:space="preserve">- Generated from logs/trading_journal.json on 2026-03-14 05:38:21.</w:t>
       </w:r>
     </w:p>
     <w:sectPr>

--- a/authority_trade_summaries/2026-03-12_trade_summary_for_authorities.docx
+++ b/authority_trade_summaries/2026-03-12_trade_summary_for_authorities.docx
@@ -57,12 +57,12 @@
     </w:p>
     <w:p>
       <w:r>
-        <w:t xml:space="preserve">- Open trades: 261</w:t>
+        <w:t xml:space="preserve">- Open trades: 259</w:t>
       </w:r>
     </w:p>
     <w:p>
       <w:r>
-        <w:t xml:space="preserve">- Closed trades: 1</w:t>
+        <w:t xml:space="preserve">- Closed trades: 3</w:t>
       </w:r>
     </w:p>
     <w:p>
@@ -82,12 +82,12 @@
     </w:p>
     <w:p>
       <w:r>
-        <w:t xml:space="preserve">- Profit achieved for this day based on journaled trade P&amp;L: USD -18.01</w:t>
+        <w:t xml:space="preserve">- Profit achieved for this day based on journaled trade P&amp;L: USD 1,045.34</w:t>
       </w:r>
     </w:p>
     <w:p>
       <w:r>
-        <w:t xml:space="preserve">- Realized P&amp;L from closed trades recorded for this day: USD -18.01</w:t>
+        <w:t xml:space="preserve">- Realized P&amp;L from closed trades recorded for this day: USD 1,045.34</w:t>
       </w:r>
     </w:p>
     <w:p/>
@@ -129,7 +129,7 @@
     </w:p>
     <w:p>
       <w:r>
-        <w:t xml:space="preserve">- The journal shows a net loss of USD 18.01 recorded on this date.</w:t>
+        <w:t xml:space="preserve">- The journal shows a positive profit of USD 1,045.34 achieved on this date.</w:t>
       </w:r>
     </w:p>
     <w:p/>
@@ -161,7 +161,7 @@
     </w:p>
     <w:p>
       <w:r>
-        <w:t xml:space="preserve">- Generated from logs/trading_journal.json on 2026-03-14 05:38:21.</w:t>
+        <w:t xml:space="preserve">- Generated from logs/trading_journal.json on 2026-03-17 05:55:45.</w:t>
       </w:r>
     </w:p>
     <w:sectPr>

--- a/authority_trade_summaries/2026-03-12_trade_summary_for_authorities.docx
+++ b/authority_trade_summaries/2026-03-12_trade_summary_for_authorities.docx
@@ -21,7 +21,7 @@
     </w:p>
     <w:p>
       <w:r>
-        <w:t xml:space="preserve">- The primary source used is logs/trading_journal.json.</w:t>
+        <w:t xml:space="preserve">- The primary source used is logs/trading_journal.enc.</w:t>
       </w:r>
     </w:p>
     <w:p>
@@ -161,7 +161,7 @@
     </w:p>
     <w:p>
       <w:r>
-        <w:t xml:space="preserve">- Generated from logs/trading_journal.json on 2026-03-17 05:55:45.</w:t>
+        <w:t xml:space="preserve">- Generated from logs/trading_journal.enc on 2026-03-18 05:42:24.</w:t>
       </w:r>
     </w:p>
     <w:sectPr>

--- a/authority_trade_summaries/2026-03-12_trade_summary_for_authorities.docx
+++ b/authority_trade_summaries/2026-03-12_trade_summary_for_authorities.docx
@@ -161,7 +161,7 @@
     </w:p>
     <w:p>
       <w:r>
-        <w:t xml:space="preserve">- Generated from logs/trading_journal.enc on 2026-03-18 05:42:24.</w:t>
+        <w:t xml:space="preserve">- Generated from logs/trading_journal.enc on 2026-03-19 04:20:28.</w:t>
       </w:r>
     </w:p>
     <w:sectPr>
